--- a/materials-modeling/Report_Materials_Modeling_RU.docx
+++ b/materials-modeling/Report_Materials_Modeling_RU.docx
@@ -107,13 +107,285 @@
       </w:r>
     </w:p>
     <w:p>
+      <w:pPr>
+        <w:spacing w:after="120"/>
+      </w:pPr>
       <w:r>
-        <w:t>Цель: Убедиться, что все необходимые пакеты (PySCF, MOPAC, xTB, CREST, NWChem, Quantum ESPRESSO) корректно установлены и работают.</w:t>
+        <w:t>Цель: убедиться, что весь стек программ (PySCF, MOPAC, xTB, CREST, NWChem, Quantum ESPRESSO, GROMACS, MACE) установлен и функционирует корректно.</w:t>
       </w:r>
     </w:p>
     <w:p>
+      <w:pPr>
+        <w:pStyle w:val="Heading3"/>
+      </w:pPr>
       <w:r>
-        <w:t>Все тесты пройдены успешно. PySCF: E = −2067.61 эВ, MOPAC: E = −2.50 эВ, xTB: E = −137.97 эВ.</w:t>
+        <w:t>Результаты</w:t>
+      </w:r>
+    </w:p>
+    <w:tbl>
+      <w:tblPr>
+        <w:tblW w:type="auto" w:w="0"/>
+        <w:tblLook w:firstColumn="1" w:firstRow="1" w:lastColumn="0" w:lastRow="0" w:noHBand="0" w:noVBand="1" w:val="04A0"/>
+        <w:tblStyle w:val="TableGrid"/>
+      </w:tblPr>
+      <w:tblGrid>
+        <w:gridCol w:w="4703"/>
+        <w:gridCol w:w="4703"/>
+      </w:tblGrid>
+      <w:tr>
+        <w:trPr>
+          <w:cantSplit/>
+          <w:tblHeader/>
+          <w:tblHeader/>
+        </w:trPr>
+        <w:tc>
+          <w:tcPr>
+            <w:tcW w:type="dxa" w:w="4703"/>
+          </w:tcPr>
+          <w:p>
+            <w:pPr>
+              <w:keepNext/>
+            </w:pPr>
+            <w:r>
+              <w:rPr>
+                <w:b/>
+              </w:rPr>
+              <w:t>Программа</w:t>
+            </w:r>
+          </w:p>
+        </w:tc>
+        <w:tc>
+          <w:tcPr>
+            <w:tcW w:type="dxa" w:w="4703"/>
+          </w:tcPr>
+          <w:p>
+            <w:pPr>
+              <w:keepNext/>
+            </w:pPr>
+            <w:r>
+              <w:rPr>
+                <w:b/>
+              </w:rPr>
+              <w:t>Версия</w:t>
+            </w:r>
+          </w:p>
+        </w:tc>
+      </w:tr>
+      <w:tr>
+        <w:trPr>
+          <w:cantSplit/>
+        </w:trPr>
+        <w:tc>
+          <w:tcPr>
+            <w:tcW w:type="dxa" w:w="4703"/>
+          </w:tcPr>
+          <w:p>
+            <w:r>
+              <w:t>conda</w:t>
+            </w:r>
+          </w:p>
+        </w:tc>
+        <w:tc>
+          <w:tcPr>
+            <w:tcW w:type="dxa" w:w="4703"/>
+          </w:tcPr>
+          <w:p>
+            <w:r>
+              <w:t>26.5.3</w:t>
+            </w:r>
+          </w:p>
+        </w:tc>
+      </w:tr>
+      <w:tr>
+        <w:trPr>
+          <w:cantSplit/>
+        </w:trPr>
+        <w:tc>
+          <w:tcPr>
+            <w:tcW w:type="dxa" w:w="4703"/>
+          </w:tcPr>
+          <w:p>
+            <w:r>
+              <w:t>ASE</w:t>
+            </w:r>
+          </w:p>
+        </w:tc>
+        <w:tc>
+          <w:tcPr>
+            <w:tcW w:type="dxa" w:w="4703"/>
+          </w:tcPr>
+          <w:p>
+            <w:r>
+              <w:t>3.29.0</w:t>
+            </w:r>
+          </w:p>
+        </w:tc>
+      </w:tr>
+      <w:tr>
+        <w:trPr>
+          <w:cantSplit/>
+        </w:trPr>
+        <w:tc>
+          <w:tcPr>
+            <w:tcW w:type="dxa" w:w="4703"/>
+          </w:tcPr>
+          <w:p>
+            <w:r>
+              <w:t>MOPAC</w:t>
+            </w:r>
+          </w:p>
+        </w:tc>
+        <w:tc>
+          <w:tcPr>
+            <w:tcW w:type="dxa" w:w="4703"/>
+          </w:tcPr>
+          <w:p>
+            <w:r>
+              <w:t>23.1.2</w:t>
+            </w:r>
+          </w:p>
+        </w:tc>
+      </w:tr>
+      <w:tr>
+        <w:trPr>
+          <w:cantSplit/>
+        </w:trPr>
+        <w:tc>
+          <w:tcPr>
+            <w:tcW w:type="dxa" w:w="4703"/>
+          </w:tcPr>
+          <w:p>
+            <w:r>
+              <w:t>NWChem</w:t>
+            </w:r>
+          </w:p>
+        </w:tc>
+        <w:tc>
+          <w:tcPr>
+            <w:tcW w:type="dxa" w:w="4703"/>
+          </w:tcPr>
+          <w:p>
+            <w:r>
+              <w:t>7.0.2 / 7.2.2</w:t>
+            </w:r>
+          </w:p>
+        </w:tc>
+      </w:tr>
+      <w:tr>
+        <w:trPr>
+          <w:cantSplit/>
+        </w:trPr>
+        <w:tc>
+          <w:tcPr>
+            <w:tcW w:type="dxa" w:w="4703"/>
+          </w:tcPr>
+          <w:p>
+            <w:r>
+              <w:t>Quantum ESPRESSO</w:t>
+            </w:r>
+          </w:p>
+        </w:tc>
+        <w:tc>
+          <w:tcPr>
+            <w:tcW w:type="dxa" w:w="4703"/>
+          </w:tcPr>
+          <w:p>
+            <w:r>
+              <w:t>7.5</w:t>
+            </w:r>
+          </w:p>
+        </w:tc>
+      </w:tr>
+      <w:tr>
+        <w:trPr>
+          <w:cantSplit/>
+        </w:trPr>
+        <w:tc>
+          <w:tcPr>
+            <w:tcW w:type="dxa" w:w="4703"/>
+          </w:tcPr>
+          <w:p>
+            <w:r>
+              <w:t>GROMACS</w:t>
+            </w:r>
+          </w:p>
+        </w:tc>
+        <w:tc>
+          <w:tcPr>
+            <w:tcW w:type="dxa" w:w="4703"/>
+          </w:tcPr>
+          <w:p>
+            <w:r>
+              <w:t>2026.3</w:t>
+            </w:r>
+          </w:p>
+        </w:tc>
+      </w:tr>
+      <w:tr>
+        <w:trPr>
+          <w:cantSplit/>
+        </w:trPr>
+        <w:tc>
+          <w:tcPr>
+            <w:tcW w:type="dxa" w:w="4703"/>
+          </w:tcPr>
+          <w:p>
+            <w:r>
+              <w:t>MACE-torch</w:t>
+            </w:r>
+          </w:p>
+        </w:tc>
+        <w:tc>
+          <w:tcPr>
+            <w:tcW w:type="dxa" w:w="4703"/>
+          </w:tcPr>
+          <w:p>
+            <w:r>
+              <w:t>0.3.16 (PyTorch 2.13.0+cu130, CUDA RTX 3050)</w:t>
+            </w:r>
+          </w:p>
+        </w:tc>
+      </w:tr>
+      <w:tr>
+        <w:trPr>
+          <w:cantSplit/>
+        </w:trPr>
+        <w:tc>
+          <w:tcPr>
+            <w:tcW w:type="dxa" w:w="4703"/>
+          </w:tcPr>
+          <w:p>
+            <w:r>
+              <w:t>PySCF, xTB, CREST</w:t>
+            </w:r>
+          </w:p>
+        </w:tc>
+        <w:tc>
+          <w:tcPr>
+            <w:tcW w:type="dxa" w:w="4703"/>
+          </w:tcPr>
+          <w:p>
+            <w:r>
+              <w:t>установлены и протестированы</w:t>
+            </w:r>
+          </w:p>
+        </w:tc>
+      </w:tr>
+    </w:tbl>
+    <w:p>
+      <w:pPr>
+        <w:spacing w:after="120"/>
+      </w:pPr>
+      <w:r>
+        <w:t>Сквозной тест функциональности на молекуле H₂O пройден 6/6: PySCF E = −2067.6141 эВ, MOPAC E = −2.5019 эВ, xTB E = −137.9678 эВ; работоспособность NWChem с MPI и pw.x подтверждена.</w:t>
+      </w:r>
+    </w:p>
+    <w:p>
+      <w:pPr>
+        <w:spacing w:after="120"/>
+      </w:pPr>
+      <w:r>
+        <w:t>Тестовый расчёт кристалла Si через связку ASE→QE: SCF E = −227.6975 эВ (ecutwfc = 20 Ry, сетка 2×2×2, 1.9 с). Проверка сходимости по k-точкам: −227.6975 эВ (2×2×2) против −230.0607 эВ (4×4×4). Пройдено 3 из 3 тестов.</w:t>
       </w:r>
     </w:p>
     <w:p>
@@ -125,8 +397,304 @@
       </w:r>
     </w:p>
     <w:p>
+      <w:pPr>
+        <w:spacing w:after="120"/>
+      </w:pPr>
       <w:r>
-        <w:t>Тесты производительности MOPAC, NWChem и Quantum ESPRESSO на масштабирование от 1 до 24 ядер. Обнаружено, что Intel Core i9-14900KF требует OMP_NUM_THREADS=1 для ASE-управляемых расчётов QE.</w:t>
+        <w:t>Цель: измерить масштабирование MOPAC, NWChem и Quantum ESPRESSO по числу потоков/процессов.</w:t>
+      </w:r>
+    </w:p>
+    <w:p>
+      <w:pPr>
+        <w:pStyle w:val="Heading3"/>
+      </w:pPr>
+      <w:r>
+        <w:t>Результаты</w:t>
+      </w:r>
+    </w:p>
+    <w:p>
+      <w:pPr>
+        <w:spacing w:after="120"/>
+      </w:pPr>
+      <w:r>
+        <w:t>MOPAC PM7, фрагмент ДНК C₄₀H₅₀N₁₄O₂₆P₄ (134 атома): 1 поток — 27.5 с, 6 потоков — 10.8 с (оптимум); дальнейшее наращивание числа потоков даёт обратный эффект (12 потоков — 15.5 с).</w:t>
+      </w:r>
+    </w:p>
+    <w:p>
+      <w:pPr>
+        <w:spacing w:after="120"/>
+      </w:pPr>
+      <w:r>
+        <w:t>NWChem (радикал CH₃•, ZORA B3LYP/6-311G): 2 MPI-процесса — 9.9 с, 4 — 6.8 с, 6 — 6.6 с. Переход на базис cc-pVTZ увеличивает время счёта с 8.7 до 38.3 с.</w:t>
+      </w:r>
+    </w:p>
+    <w:p>
+      <w:pPr>
+        <w:spacing w:after="120"/>
+      </w:pPr>
+      <w:r>
+        <w:t>Quantum ESPRESSO (SCF Tl₂ со спин-орбитальным взаимодействием, 50 k-точек): близкое к линейному масштабирование MPI от 1 до 8–24 процессов: 45.2 с → 10.1 с (эффективность 0.90–0.99).</w:t>
+      </w:r>
+    </w:p>
+    <w:tbl>
+      <w:tblPr>
+        <w:tblW w:type="auto" w:w="0"/>
+        <w:tblLook w:firstColumn="1" w:firstRow="1" w:lastColumn="0" w:lastRow="0" w:noHBand="0" w:noVBand="1" w:val="04A0"/>
+        <w:tblStyle w:val="TableGrid"/>
+      </w:tblPr>
+      <w:tblGrid>
+        <w:gridCol w:w="1344"/>
+        <w:gridCol w:w="1344"/>
+        <w:gridCol w:w="1344"/>
+        <w:gridCol w:w="1344"/>
+        <w:gridCol w:w="1344"/>
+        <w:gridCol w:w="1344"/>
+        <w:gridCol w:w="1344"/>
+      </w:tblGrid>
+      <w:tr>
+        <w:trPr>
+          <w:cantSplit/>
+          <w:tblHeader/>
+          <w:tblHeader/>
+        </w:trPr>
+        <w:tc>
+          <w:tcPr>
+            <w:tcW w:type="dxa" w:w="1344"/>
+          </w:tcPr>
+          <w:p>
+            <w:pPr>
+              <w:keepNext/>
+            </w:pPr>
+            <w:r>
+              <w:rPr>
+                <w:b/>
+              </w:rPr>
+              <w:t>MPI-процессы</w:t>
+            </w:r>
+          </w:p>
+        </w:tc>
+        <w:tc>
+          <w:tcPr>
+            <w:tcW w:type="dxa" w:w="1344"/>
+          </w:tcPr>
+          <w:p>
+            <w:pPr>
+              <w:keepNext/>
+            </w:pPr>
+            <w:r>
+              <w:rPr>
+                <w:b/>
+              </w:rPr>
+              <w:t>1</w:t>
+            </w:r>
+          </w:p>
+        </w:tc>
+        <w:tc>
+          <w:tcPr>
+            <w:tcW w:type="dxa" w:w="1344"/>
+          </w:tcPr>
+          <w:p>
+            <w:pPr>
+              <w:keepNext/>
+            </w:pPr>
+            <w:r>
+              <w:rPr>
+                <w:b/>
+              </w:rPr>
+              <w:t>2</w:t>
+            </w:r>
+          </w:p>
+        </w:tc>
+        <w:tc>
+          <w:tcPr>
+            <w:tcW w:type="dxa" w:w="1344"/>
+          </w:tcPr>
+          <w:p>
+            <w:pPr>
+              <w:keepNext/>
+            </w:pPr>
+            <w:r>
+              <w:rPr>
+                <w:b/>
+              </w:rPr>
+              <w:t>4</w:t>
+            </w:r>
+          </w:p>
+        </w:tc>
+        <w:tc>
+          <w:tcPr>
+            <w:tcW w:type="dxa" w:w="1344"/>
+          </w:tcPr>
+          <w:p>
+            <w:pPr>
+              <w:keepNext/>
+            </w:pPr>
+            <w:r>
+              <w:rPr>
+                <w:b/>
+              </w:rPr>
+              <w:t>8</w:t>
+            </w:r>
+          </w:p>
+        </w:tc>
+        <w:tc>
+          <w:tcPr>
+            <w:tcW w:type="dxa" w:w="1344"/>
+          </w:tcPr>
+          <w:p>
+            <w:pPr>
+              <w:keepNext/>
+            </w:pPr>
+            <w:r>
+              <w:rPr>
+                <w:b/>
+              </w:rPr>
+              <w:t>16</w:t>
+            </w:r>
+          </w:p>
+        </w:tc>
+        <w:tc>
+          <w:tcPr>
+            <w:tcW w:type="dxa" w:w="1344"/>
+          </w:tcPr>
+          <w:p>
+            <w:pPr>
+              <w:keepNext/>
+            </w:pPr>
+            <w:r>
+              <w:rPr>
+                <w:b/>
+              </w:rPr>
+              <w:t>24</w:t>
+            </w:r>
+          </w:p>
+        </w:tc>
+      </w:tr>
+      <w:tr>
+        <w:trPr>
+          <w:cantSplit/>
+        </w:trPr>
+        <w:tc>
+          <w:tcPr>
+            <w:tcW w:type="dxa" w:w="1344"/>
+          </w:tcPr>
+          <w:p>
+            <w:r>
+              <w:t>Время расчёта, с</w:t>
+            </w:r>
+          </w:p>
+        </w:tc>
+        <w:tc>
+          <w:tcPr>
+            <w:tcW w:type="dxa" w:w="1344"/>
+          </w:tcPr>
+          <w:p>
+            <w:r>
+              <w:t>45.2</w:t>
+            </w:r>
+          </w:p>
+        </w:tc>
+        <w:tc>
+          <w:tcPr>
+            <w:tcW w:type="dxa" w:w="1344"/>
+          </w:tcPr>
+          <w:p>
+            <w:r>
+              <w:t>31.6</w:t>
+            </w:r>
+          </w:p>
+        </w:tc>
+        <w:tc>
+          <w:tcPr>
+            <w:tcW w:type="dxa" w:w="1344"/>
+          </w:tcPr>
+          <w:p>
+            <w:r>
+              <w:t>20.7</w:t>
+            </w:r>
+          </w:p>
+        </w:tc>
+        <w:tc>
+          <w:tcPr>
+            <w:tcW w:type="dxa" w:w="1344"/>
+          </w:tcPr>
+          <w:p>
+            <w:r>
+              <w:t>12.1</w:t>
+            </w:r>
+          </w:p>
+        </w:tc>
+        <w:tc>
+          <w:tcPr>
+            <w:tcW w:type="dxa" w:w="1344"/>
+          </w:tcPr>
+          <w:p>
+            <w:r>
+              <w:t>11.2</w:t>
+            </w:r>
+          </w:p>
+        </w:tc>
+        <w:tc>
+          <w:tcPr>
+            <w:tcW w:type="dxa" w:w="1344"/>
+          </w:tcPr>
+          <w:p>
+            <w:r>
+              <w:t>10.1</w:t>
+            </w:r>
+          </w:p>
+        </w:tc>
+      </w:tr>
+    </w:tbl>
+    <w:p>
+      <w:pPr>
+        <w:jc w:val="center"/>
+      </w:pPr>
+      <w:r>
+        <w:drawing>
+          <wp:inline xmlns:a="http://schemas.openxmlformats.org/drawingml/2006/main" xmlns:pic="http://schemas.openxmlformats.org/drawingml/2006/picture">
+            <wp:extent cx="5400000" cy="3240000"/>
+            <wp:docPr id="7" name="Picture 7"/>
+            <wp:cNvGraphicFramePr>
+              <a:graphicFrameLocks noChangeAspect="1"/>
+            </wp:cNvGraphicFramePr>
+            <a:graphic>
+              <a:graphicData uri="http://schemas.openxmlformats.org/drawingml/2006/picture">
+                <pic:pic>
+                  <pic:nvPicPr>
+                    <pic:cNvPr id="0" name="qe_mpi_scaling.png"/>
+                    <pic:cNvPicPr/>
+                  </pic:nvPicPr>
+                  <pic:blipFill>
+                    <a:blip r:embed="rId15"/>
+                    <a:stretch>
+                      <a:fillRect/>
+                    </a:stretch>
+                  </pic:blipFill>
+                  <pic:spPr>
+                    <a:xfrm>
+                      <a:off x="0" y="0"/>
+                      <a:ext cx="5400000" cy="3240000"/>
+                    </a:xfrm>
+                    <a:prstGeom prst="rect"/>
+                  </pic:spPr>
+                </pic:pic>
+              </a:graphicData>
+            </a:graphic>
+          </wp:inline>
+        </w:drawing>
+      </w:r>
+    </w:p>
+    <w:p>
+      <w:pPr>
+        <w:jc w:val="center"/>
+      </w:pPr>
+      <w:r>
+        <w:rPr>
+          <w:i/>
+          <w:sz w:val="20"/>
+        </w:rPr>
+        <w:t>Рис. 1. Масштабирование Quantum ESPRESSO по MPI-процессам (два прогона; пунктир — идеальное масштабирование).</w:t>
       </w:r>
     </w:p>
     <w:p>
@@ -134,12 +702,403 @@
         <w:pStyle w:val="Heading2"/>
       </w:pPr>
       <w:r>
-        <w:t>Упражнение I.3 – ASE + MACE (Энергии атомизации)</w:t>
+        <w:t>Упражнение I.3 – ASE + MACE (энергии атомизации)</w:t>
       </w:r>
     </w:p>
     <w:p>
+      <w:pPr>
+        <w:spacing w:after="120"/>
+      </w:pPr>
       <w:r>
-        <w:t>Рассчитаны энергии атомизации N₂ и O₂ с использованием EMT и MACE-MP-0. EMT не имеет параметров для некоторых элементов (F₂), а MACE демонстрирует ошибку самодействия DFT для связи F₂.</w:t>
+        <w:t>Цель: сравнить аналитический потенциал EMT и машинный потенциал MACE-MP-0 в расчёте энергий атомизации двухатомных молекул.</w:t>
+      </w:r>
+    </w:p>
+    <w:p>
+      <w:pPr>
+        <w:pStyle w:val="Heading3"/>
+      </w:pPr>
+      <w:r>
+        <w:t>Результаты</w:t>
+      </w:r>
+    </w:p>
+    <w:tbl>
+      <w:tblPr>
+        <w:tblW w:type="auto" w:w="0"/>
+        <w:tblLook w:firstColumn="1" w:firstRow="1" w:lastColumn="0" w:lastRow="0" w:noHBand="0" w:noVBand="1" w:val="04A0"/>
+        <w:tblStyle w:val="TableGrid"/>
+      </w:tblPr>
+      <w:tblGrid>
+        <w:gridCol w:w="1881"/>
+        <w:gridCol w:w="1881"/>
+        <w:gridCol w:w="1881"/>
+        <w:gridCol w:w="1881"/>
+        <w:gridCol w:w="1881"/>
+      </w:tblGrid>
+      <w:tr>
+        <w:trPr>
+          <w:cantSplit/>
+          <w:tblHeader/>
+          <w:tblHeader/>
+        </w:trPr>
+        <w:tc>
+          <w:tcPr>
+            <w:tcW w:type="dxa" w:w="1881"/>
+          </w:tcPr>
+          <w:p>
+            <w:pPr>
+              <w:keepNext/>
+            </w:pPr>
+            <w:r>
+              <w:rPr>
+                <w:b/>
+              </w:rPr>
+              <w:t>Молекула</w:t>
+            </w:r>
+          </w:p>
+        </w:tc>
+        <w:tc>
+          <w:tcPr>
+            <w:tcW w:type="dxa" w:w="1881"/>
+          </w:tcPr>
+          <w:p>
+            <w:pPr>
+              <w:keepNext/>
+            </w:pPr>
+            <w:r>
+              <w:rPr>
+                <w:b/>
+              </w:rPr>
+              <w:t>EMT, эВ</w:t>
+            </w:r>
+          </w:p>
+        </w:tc>
+        <w:tc>
+          <w:tcPr>
+            <w:tcW w:type="dxa" w:w="1881"/>
+          </w:tcPr>
+          <w:p>
+            <w:pPr>
+              <w:keepNext/>
+            </w:pPr>
+            <w:r>
+              <w:rPr>
+                <w:b/>
+              </w:rPr>
+              <w:t>MACE, эВ</w:t>
+            </w:r>
+          </w:p>
+        </w:tc>
+        <w:tc>
+          <w:tcPr>
+            <w:tcW w:type="dxa" w:w="1881"/>
+          </w:tcPr>
+          <w:p>
+            <w:pPr>
+              <w:keepNext/>
+            </w:pPr>
+            <w:r>
+              <w:rPr>
+                <w:b/>
+              </w:rPr>
+              <w:t>Эксперимент, эВ</w:t>
+            </w:r>
+          </w:p>
+        </w:tc>
+        <w:tc>
+          <w:tcPr>
+            <w:tcW w:type="dxa" w:w="1881"/>
+          </w:tcPr>
+          <w:p>
+            <w:pPr>
+              <w:keepNext/>
+            </w:pPr>
+            <w:r>
+              <w:rPr>
+                <w:b/>
+              </w:rPr>
+              <w:t>Ошибка MACE</w:t>
+            </w:r>
+          </w:p>
+        </w:tc>
+      </w:tr>
+      <w:tr>
+        <w:trPr>
+          <w:cantSplit/>
+        </w:trPr>
+        <w:tc>
+          <w:tcPr>
+            <w:tcW w:type="dxa" w:w="1881"/>
+          </w:tcPr>
+          <w:p>
+            <w:r>
+              <w:t>H₂</w:t>
+            </w:r>
+          </w:p>
+        </w:tc>
+        <w:tc>
+          <w:tcPr>
+            <w:tcW w:type="dxa" w:w="1881"/>
+          </w:tcPr>
+          <w:p>
+            <w:r>
+              <w:t>5.3495</w:t>
+            </w:r>
+          </w:p>
+        </w:tc>
+        <w:tc>
+          <w:tcPr>
+            <w:tcW w:type="dxa" w:w="1881"/>
+          </w:tcPr>
+          <w:p>
+            <w:r>
+              <w:t>4.2065</w:t>
+            </w:r>
+          </w:p>
+        </w:tc>
+        <w:tc>
+          <w:tcPr>
+            <w:tcW w:type="dxa" w:w="1881"/>
+          </w:tcPr>
+          <w:p>
+            <w:r>
+              <w:t>4.52</w:t>
+            </w:r>
+          </w:p>
+        </w:tc>
+        <w:tc>
+          <w:tcPr>
+            <w:tcW w:type="dxa" w:w="1881"/>
+          </w:tcPr>
+          <w:p>
+            <w:r>
+              <w:t>6.9 %</w:t>
+            </w:r>
+          </w:p>
+        </w:tc>
+      </w:tr>
+      <w:tr>
+        <w:trPr>
+          <w:cantSplit/>
+        </w:trPr>
+        <w:tc>
+          <w:tcPr>
+            <w:tcW w:type="dxa" w:w="1881"/>
+          </w:tcPr>
+          <w:p>
+            <w:r>
+              <w:t>N₂</w:t>
+            </w:r>
+          </w:p>
+        </w:tc>
+        <w:tc>
+          <w:tcPr>
+            <w:tcW w:type="dxa" w:w="1881"/>
+          </w:tcPr>
+          <w:p>
+            <w:r>
+              <w:t>9.9372</w:t>
+            </w:r>
+          </w:p>
+        </w:tc>
+        <w:tc>
+          <w:tcPr>
+            <w:tcW w:type="dxa" w:w="1881"/>
+          </w:tcPr>
+          <w:p>
+            <w:r>
+              <w:t>10.3130</w:t>
+            </w:r>
+          </w:p>
+        </w:tc>
+        <w:tc>
+          <w:tcPr>
+            <w:tcW w:type="dxa" w:w="1881"/>
+          </w:tcPr>
+          <w:p>
+            <w:r>
+              <w:t>9.76</w:t>
+            </w:r>
+          </w:p>
+        </w:tc>
+        <w:tc>
+          <w:tcPr>
+            <w:tcW w:type="dxa" w:w="1881"/>
+          </w:tcPr>
+          <w:p>
+            <w:r>
+              <w:t>5.7 %</w:t>
+            </w:r>
+          </w:p>
+        </w:tc>
+      </w:tr>
+      <w:tr>
+        <w:trPr>
+          <w:cantSplit/>
+        </w:trPr>
+        <w:tc>
+          <w:tcPr>
+            <w:tcW w:type="dxa" w:w="1881"/>
+          </w:tcPr>
+          <w:p>
+            <w:r>
+              <w:t>O₂</w:t>
+            </w:r>
+          </w:p>
+        </w:tc>
+        <w:tc>
+          <w:tcPr>
+            <w:tcW w:type="dxa" w:w="1881"/>
+          </w:tcPr>
+          <w:p>
+            <w:r>
+              <w:t>8.5753</w:t>
+            </w:r>
+          </w:p>
+        </w:tc>
+        <w:tc>
+          <w:tcPr>
+            <w:tcW w:type="dxa" w:w="1881"/>
+          </w:tcPr>
+          <w:p>
+            <w:r>
+              <w:t>5.5264</w:t>
+            </w:r>
+          </w:p>
+        </w:tc>
+        <w:tc>
+          <w:tcPr>
+            <w:tcW w:type="dxa" w:w="1881"/>
+          </w:tcPr>
+          <w:p>
+            <w:r>
+              <w:t>5.16</w:t>
+            </w:r>
+          </w:p>
+        </w:tc>
+        <w:tc>
+          <w:tcPr>
+            <w:tcW w:type="dxa" w:w="1881"/>
+          </w:tcPr>
+          <w:p>
+            <w:r>
+              <w:t>7.1 %</w:t>
+            </w:r>
+          </w:p>
+        </w:tc>
+      </w:tr>
+      <w:tr>
+        <w:trPr>
+          <w:cantSplit/>
+        </w:trPr>
+        <w:tc>
+          <w:tcPr>
+            <w:tcW w:type="dxa" w:w="1881"/>
+          </w:tcPr>
+          <w:p>
+            <w:r>
+              <w:t>F₂</w:t>
+            </w:r>
+          </w:p>
+        </w:tc>
+        <w:tc>
+          <w:tcPr>
+            <w:tcW w:type="dxa" w:w="1881"/>
+          </w:tcPr>
+          <w:p>
+            <w:r>
+              <w:t>—</w:t>
+            </w:r>
+          </w:p>
+        </w:tc>
+        <w:tc>
+          <w:tcPr>
+            <w:tcW w:type="dxa" w:w="1881"/>
+          </w:tcPr>
+          <w:p>
+            <w:r>
+              <w:t>−0.5825</w:t>
+            </w:r>
+          </w:p>
+        </w:tc>
+        <w:tc>
+          <w:tcPr>
+            <w:tcW w:type="dxa" w:w="1881"/>
+          </w:tcPr>
+          <w:p>
+            <w:r>
+              <w:t>1.65</w:t>
+            </w:r>
+          </w:p>
+        </w:tc>
+        <w:tc>
+          <w:tcPr>
+            <w:tcW w:type="dxa" w:w="1881"/>
+          </w:tcPr>
+          <w:p>
+            <w:r>
+              <w:t>135.3 %</w:t>
+            </w:r>
+          </w:p>
+        </w:tc>
+      </w:tr>
+    </w:tbl>
+    <w:p>
+      <w:pPr>
+        <w:spacing w:after="120"/>
+      </w:pPr>
+      <w:r>
+        <w:t>EMT не имеет параметров для O₂ и F₂ и плохо описывает ковалентные связи; MACE воспроизводит энергии атомизации H₂, N₂ и O₂ с ошибкой 5–7 %.</w:t>
+      </w:r>
+    </w:p>
+    <w:p>
+      <w:pPr>
+        <w:jc w:val="center"/>
+      </w:pPr>
+      <w:r>
+        <w:drawing>
+          <wp:inline xmlns:a="http://schemas.openxmlformats.org/drawingml/2006/main" xmlns:pic="http://schemas.openxmlformats.org/drawingml/2006/picture">
+            <wp:extent cx="5400000" cy="3240000"/>
+            <wp:docPr id="8" name="Picture 8"/>
+            <wp:cNvGraphicFramePr>
+              <a:graphicFrameLocks noChangeAspect="1"/>
+            </wp:cNvGraphicFramePr>
+            <a:graphic>
+              <a:graphicData uri="http://schemas.openxmlformats.org/drawingml/2006/picture">
+                <pic:pic>
+                  <pic:nvPicPr>
+                    <pic:cNvPr id="0" name="h2_potential_curve_mace.png"/>
+                    <pic:cNvPicPr/>
+                  </pic:nvPicPr>
+                  <pic:blipFill>
+                    <a:blip r:embed="rId16"/>
+                    <a:stretch>
+                      <a:fillRect/>
+                    </a:stretch>
+                  </pic:blipFill>
+                  <pic:spPr>
+                    <a:xfrm>
+                      <a:off x="0" y="0"/>
+                      <a:ext cx="5400000" cy="3240000"/>
+                    </a:xfrm>
+                    <a:prstGeom prst="rect"/>
+                  </pic:spPr>
+                </pic:pic>
+              </a:graphicData>
+            </a:graphic>
+          </wp:inline>
+        </w:drawing>
+      </w:r>
+    </w:p>
+    <w:p>
+      <w:pPr>
+        <w:jc w:val="center"/>
+      </w:pPr>
+      <w:r>
+        <w:rPr>
+          <w:i/>
+          <w:sz w:val="20"/>
+        </w:rPr>
+        <w:t>Рис. 2. Кривая потенциальной энергии H₂ (MACE-MP-0): rₑ = 0.7540 Å (эксп. 0.7414 Å), Dₑ = 4.127 эВ (эксп. 4.52 эВ).</w:t>
       </w:r>
     </w:p>
     <w:p>
@@ -147,12 +1106,47 @@
         <w:pStyle w:val="Heading2"/>
       </w:pPr>
       <w:r>
-        <w:t>Упражнение I.5 – Термодинамические свойства O₂</w:t>
+        <w:t>Упражнение I.4 – Проверка установки MACE</w:t>
       </w:r>
     </w:p>
     <w:p>
+      <w:pPr>
+        <w:spacing w:after="120"/>
+      </w:pPr>
       <w:r>
-        <w:t>Молекула O₂ смоделирована в триплетном основном состоянии (спин = 1 в ASE). Рассчитанная стандартная энтропия S° отлично совпала с экспериментальным значением 205.2 Дж/(моль·К).</w:t>
+        <w:t>Цель: самостоятельно выполнить все тестовые скрипты проверки установки MACE.</w:t>
+      </w:r>
+    </w:p>
+    <w:p>
+      <w:pPr>
+        <w:pStyle w:val="Heading3"/>
+      </w:pPr>
+      <w:r>
+        <w:t>Результаты</w:t>
+      </w:r>
+    </w:p>
+    <w:p>
+      <w:pPr>
+        <w:spacing w:after="120"/>
+      </w:pPr>
+      <w:r>
+        <w:t>Комплексная проверка окружения (Python 3.13, PyTorch 2.13.0+cu130, e3nn 0.4.4, CUDA GPU RTX 3050): 22 из 25 проверок пройдено, 0 провалено, 3 предупреждения.</w:t>
+      </w:r>
+    </w:p>
+    <w:p>
+      <w:pPr>
+        <w:spacing w:after="120"/>
+      </w:pPr>
+      <w:r>
+        <w:t>Контрольные энергии MACE: H₂O −13.7859 эВ, CH₄ −23.1664 эВ, NH₃ −18.9956 эВ, CO₂ −22.5456 эВ, C₆H₆ −75.0697 эВ.</w:t>
+      </w:r>
+    </w:p>
+    <w:p>
+      <w:pPr>
+        <w:spacing w:after="120"/>
+      </w:pPr>
+      <w:r>
+        <w:t>Анализ моделей: mace-osaka26-small (33.5 МБ) покрывает 97 элементов (включая актиниды), MACE-MP-0 — 89 элементов; средняя скорость 0.038 с/молекулу. Тестовая оптимизация воды MACE: E = −14.1603 эВ, O–H = 0.9728 Å (4 шага BFGS).</w:t>
       </w:r>
     </w:p>
     <w:p>
@@ -160,12 +1154,758 @@
         <w:pStyle w:val="Heading2"/>
       </w:pPr>
       <w:r>
-        <w:t>Упражнение I.6 – Энергия связи C–C и C–H</w:t>
+        <w:t>Упражнение I.5 – Термодинамические свойства HF и O₂</w:t>
       </w:r>
     </w:p>
     <w:p>
+      <w:pPr>
+        <w:spacing w:after="120"/>
+      </w:pPr>
       <w:r>
-        <w:t>Рассчитана энергия диссоциации связи C–C в этане и C–H в метане с помощью MACE. Создан отчёт Methane_CH_Bond_Report.docx.</w:t>
+        <w:t>Цель: рассчитать термодинамические свойства молекул полуэмпирическими методами (MOPAC PM6/PM7), DFT (NWChem) и машинным потенциалом (MACE) и сопоставить с экспериментом.</w:t>
+      </w:r>
+    </w:p>
+    <w:p>
+      <w:pPr>
+        <w:pStyle w:val="Heading3"/>
+      </w:pPr>
+      <w:r>
+        <w:t>Результаты (HF)</w:t>
+      </w:r>
+    </w:p>
+    <w:tbl>
+      <w:tblPr>
+        <w:tblW w:type="auto" w:w="0"/>
+        <w:tblLook w:firstColumn="1" w:firstRow="1" w:lastColumn="0" w:lastRow="0" w:noHBand="0" w:noVBand="1" w:val="04A0"/>
+        <w:tblStyle w:val="TableGrid"/>
+      </w:tblPr>
+      <w:tblGrid>
+        <w:gridCol w:w="1881"/>
+        <w:gridCol w:w="1881"/>
+        <w:gridCol w:w="1881"/>
+        <w:gridCol w:w="1881"/>
+        <w:gridCol w:w="1881"/>
+      </w:tblGrid>
+      <w:tr>
+        <w:trPr>
+          <w:cantSplit/>
+          <w:tblHeader/>
+          <w:tblHeader/>
+        </w:trPr>
+        <w:tc>
+          <w:tcPr>
+            <w:tcW w:type="dxa" w:w="1881"/>
+          </w:tcPr>
+          <w:p>
+            <w:pPr>
+              <w:keepNext/>
+            </w:pPr>
+            <w:r>
+              <w:rPr>
+                <w:b/>
+              </w:rPr>
+              <w:t>Свойство</w:t>
+            </w:r>
+          </w:p>
+        </w:tc>
+        <w:tc>
+          <w:tcPr>
+            <w:tcW w:type="dxa" w:w="1881"/>
+          </w:tcPr>
+          <w:p>
+            <w:pPr>
+              <w:keepNext/>
+            </w:pPr>
+            <w:r>
+              <w:rPr>
+                <w:b/>
+              </w:rPr>
+              <w:t>Эксперимент</w:t>
+            </w:r>
+          </w:p>
+        </w:tc>
+        <w:tc>
+          <w:tcPr>
+            <w:tcW w:type="dxa" w:w="1881"/>
+          </w:tcPr>
+          <w:p>
+            <w:pPr>
+              <w:keepNext/>
+            </w:pPr>
+            <w:r>
+              <w:rPr>
+                <w:b/>
+              </w:rPr>
+              <w:t>PM7</w:t>
+            </w:r>
+          </w:p>
+        </w:tc>
+        <w:tc>
+          <w:tcPr>
+            <w:tcW w:type="dxa" w:w="1881"/>
+          </w:tcPr>
+          <w:p>
+            <w:pPr>
+              <w:keepNext/>
+            </w:pPr>
+            <w:r>
+              <w:rPr>
+                <w:b/>
+              </w:rPr>
+              <w:t>PM6</w:t>
+            </w:r>
+          </w:p>
+        </w:tc>
+        <w:tc>
+          <w:tcPr>
+            <w:tcW w:type="dxa" w:w="1881"/>
+          </w:tcPr>
+          <w:p>
+            <w:pPr>
+              <w:keepNext/>
+            </w:pPr>
+            <w:r>
+              <w:rPr>
+                <w:b/>
+              </w:rPr>
+              <w:t>B3LYP</w:t>
+            </w:r>
+          </w:p>
+        </w:tc>
+      </w:tr>
+      <w:tr>
+        <w:trPr>
+          <w:cantSplit/>
+        </w:trPr>
+        <w:tc>
+          <w:tcPr>
+            <w:tcW w:type="dxa" w:w="1881"/>
+          </w:tcPr>
+          <w:p>
+            <w:r>
+              <w:t>r(HF), Å</w:t>
+            </w:r>
+          </w:p>
+        </w:tc>
+        <w:tc>
+          <w:tcPr>
+            <w:tcW w:type="dxa" w:w="1881"/>
+          </w:tcPr>
+          <w:p>
+            <w:r>
+              <w:t>0.917</w:t>
+            </w:r>
+          </w:p>
+        </w:tc>
+        <w:tc>
+          <w:tcPr>
+            <w:tcW w:type="dxa" w:w="1881"/>
+          </w:tcPr>
+          <w:p>
+            <w:r>
+              <w:t>—</w:t>
+            </w:r>
+          </w:p>
+        </w:tc>
+        <w:tc>
+          <w:tcPr>
+            <w:tcW w:type="dxa" w:w="1881"/>
+          </w:tcPr>
+          <w:p>
+            <w:r>
+              <w:t>0.966</w:t>
+            </w:r>
+          </w:p>
+        </w:tc>
+        <w:tc>
+          <w:tcPr>
+            <w:tcW w:type="dxa" w:w="1881"/>
+          </w:tcPr>
+          <w:p>
+            <w:r>
+              <w:t>—</w:t>
+            </w:r>
+          </w:p>
+        </w:tc>
+      </w:tr>
+      <w:tr>
+        <w:trPr>
+          <w:cantSplit/>
+        </w:trPr>
+        <w:tc>
+          <w:tcPr>
+            <w:tcW w:type="dxa" w:w="1881"/>
+          </w:tcPr>
+          <w:p>
+            <w:r>
+              <w:t>Частота, см⁻¹</w:t>
+            </w:r>
+          </w:p>
+        </w:tc>
+        <w:tc>
+          <w:tcPr>
+            <w:tcW w:type="dxa" w:w="1881"/>
+          </w:tcPr>
+          <w:p>
+            <w:r>
+              <w:t>4138</w:t>
+            </w:r>
+          </w:p>
+        </w:tc>
+        <w:tc>
+          <w:tcPr>
+            <w:tcW w:type="dxa" w:w="1881"/>
+          </w:tcPr>
+          <w:p>
+            <w:r>
+              <w:t>3995.8</w:t>
+            </w:r>
+          </w:p>
+        </w:tc>
+        <w:tc>
+          <w:tcPr>
+            <w:tcW w:type="dxa" w:w="1881"/>
+          </w:tcPr>
+          <w:p>
+            <w:r>
+              <w:t>3968.7</w:t>
+            </w:r>
+          </w:p>
+        </w:tc>
+        <w:tc>
+          <w:tcPr>
+            <w:tcW w:type="dxa" w:w="1881"/>
+          </w:tcPr>
+          <w:p>
+            <w:r>
+              <w:t>3976.3</w:t>
+            </w:r>
+          </w:p>
+        </w:tc>
+      </w:tr>
+      <w:tr>
+        <w:trPr>
+          <w:cantSplit/>
+        </w:trPr>
+        <w:tc>
+          <w:tcPr>
+            <w:tcW w:type="dxa" w:w="1881"/>
+          </w:tcPr>
+          <w:p>
+            <w:r>
+              <w:t>ΔfH°(298 K), кДж/моль</w:t>
+            </w:r>
+          </w:p>
+        </w:tc>
+        <w:tc>
+          <w:tcPr>
+            <w:tcW w:type="dxa" w:w="1881"/>
+          </w:tcPr>
+          <w:p>
+            <w:r>
+              <w:t>−273.3 ± 0.7</w:t>
+            </w:r>
+          </w:p>
+        </w:tc>
+        <w:tc>
+          <w:tcPr>
+            <w:tcW w:type="dxa" w:w="1881"/>
+          </w:tcPr>
+          <w:p>
+            <w:r>
+              <w:t>−259.1</w:t>
+            </w:r>
+          </w:p>
+        </w:tc>
+        <w:tc>
+          <w:tcPr>
+            <w:tcW w:type="dxa" w:w="1881"/>
+          </w:tcPr>
+          <w:p>
+            <w:r>
+              <w:t>−266.2</w:t>
+            </w:r>
+          </w:p>
+        </w:tc>
+        <w:tc>
+          <w:tcPr>
+            <w:tcW w:type="dxa" w:w="1881"/>
+          </w:tcPr>
+          <w:p>
+            <w:r>
+              <w:t>—</w:t>
+            </w:r>
+          </w:p>
+        </w:tc>
+      </w:tr>
+      <w:tr>
+        <w:trPr>
+          <w:cantSplit/>
+        </w:trPr>
+        <w:tc>
+          <w:tcPr>
+            <w:tcW w:type="dxa" w:w="1881"/>
+          </w:tcPr>
+          <w:p>
+            <w:r>
+              <w:t>S°(298 K), Дж/(моль·К)</w:t>
+            </w:r>
+          </w:p>
+        </w:tc>
+        <w:tc>
+          <w:tcPr>
+            <w:tcW w:type="dxa" w:w="1881"/>
+          </w:tcPr>
+          <w:p>
+            <w:r>
+              <w:t>173.78</w:t>
+            </w:r>
+          </w:p>
+        </w:tc>
+        <w:tc>
+          <w:tcPr>
+            <w:tcW w:type="dxa" w:w="1881"/>
+          </w:tcPr>
+          <w:p>
+            <w:r>
+              <w:t>173.08</w:t>
+            </w:r>
+          </w:p>
+        </w:tc>
+        <w:tc>
+          <w:tcPr>
+            <w:tcW w:type="dxa" w:w="1881"/>
+          </w:tcPr>
+          <w:p>
+            <w:r>
+              <w:t>174.33</w:t>
+            </w:r>
+          </w:p>
+        </w:tc>
+        <w:tc>
+          <w:tcPr>
+            <w:tcW w:type="dxa" w:w="1881"/>
+          </w:tcPr>
+          <w:p>
+            <w:r>
+              <w:t>—</w:t>
+            </w:r>
+          </w:p>
+        </w:tc>
+      </w:tr>
+      <w:tr>
+        <w:trPr>
+          <w:cantSplit/>
+        </w:trPr>
+        <w:tc>
+          <w:tcPr>
+            <w:tcW w:type="dxa" w:w="1881"/>
+          </w:tcPr>
+          <w:p>
+            <w:r>
+              <w:t>Дипольный момент, D</w:t>
+            </w:r>
+          </w:p>
+        </w:tc>
+        <w:tc>
+          <w:tcPr>
+            <w:tcW w:type="dxa" w:w="1881"/>
+          </w:tcPr>
+          <w:p>
+            <w:r>
+              <w:t>1.827</w:t>
+            </w:r>
+          </w:p>
+        </w:tc>
+        <w:tc>
+          <w:tcPr>
+            <w:tcW w:type="dxa" w:w="1881"/>
+          </w:tcPr>
+          <w:p>
+            <w:r>
+              <w:t>1.454</w:t>
+            </w:r>
+          </w:p>
+        </w:tc>
+        <w:tc>
+          <w:tcPr>
+            <w:tcW w:type="dxa" w:w="1881"/>
+          </w:tcPr>
+          <w:p>
+            <w:r>
+              <w:t>1.436</w:t>
+            </w:r>
+          </w:p>
+        </w:tc>
+        <w:tc>
+          <w:tcPr>
+            <w:tcW w:type="dxa" w:w="1881"/>
+          </w:tcPr>
+          <w:p>
+            <w:r>
+              <w:t>1.859</w:t>
+            </w:r>
+          </w:p>
+        </w:tc>
+      </w:tr>
+      <w:tr>
+        <w:trPr>
+          <w:cantSplit/>
+        </w:trPr>
+        <w:tc>
+          <w:tcPr>
+            <w:tcW w:type="dxa" w:w="1881"/>
+          </w:tcPr>
+          <w:p>
+            <w:r>
+              <w:t>Поляризуемость, Å³</w:t>
+            </w:r>
+          </w:p>
+        </w:tc>
+        <w:tc>
+          <w:tcPr>
+            <w:tcW w:type="dxa" w:w="1881"/>
+          </w:tcPr>
+          <w:p>
+            <w:r>
+              <w:t>0.800</w:t>
+            </w:r>
+          </w:p>
+        </w:tc>
+        <w:tc>
+          <w:tcPr>
+            <w:tcW w:type="dxa" w:w="1881"/>
+          </w:tcPr>
+          <w:p>
+            <w:r>
+              <w:t>0.815</w:t>
+            </w:r>
+          </w:p>
+        </w:tc>
+        <w:tc>
+          <w:tcPr>
+            <w:tcW w:type="dxa" w:w="1881"/>
+          </w:tcPr>
+          <w:p>
+            <w:r>
+              <w:t>1.087</w:t>
+            </w:r>
+          </w:p>
+        </w:tc>
+        <w:tc>
+          <w:tcPr>
+            <w:tcW w:type="dxa" w:w="1881"/>
+          </w:tcPr>
+          <w:p>
+            <w:r>
+              <w:t>0.876</w:t>
+            </w:r>
+          </w:p>
+        </w:tc>
+      </w:tr>
+    </w:tbl>
+    <w:p>
+      <w:pPr>
+        <w:spacing w:after="120"/>
+      </w:pPr>
+      <w:r>
+        <w:t>Энтропия HF воспроизведена с ошибкой 0.4 %. Дополнительно (ASE + MACE, O₂, триплет): r(O–O) = 1.2367 Å (эксп. 1.2070 Å), частота 1419.0 см⁻¹ (эксп. 1580 см⁻¹), ZPE 0.0893 эВ (эксп. 0.0980 эВ), S° = 0.002129 эВ/К против экспериментальной 0.002126 эВ/К (ошибка 0.1 %).</w:t>
+      </w:r>
+    </w:p>
+    <w:p>
+      <w:pPr>
+        <w:pStyle w:val="Heading2"/>
+      </w:pPr>
+      <w:r>
+        <w:t>Упражнение I.6 – Энергии связей C–C и C–H</w:t>
+      </w:r>
+    </w:p>
+    <w:p>
+      <w:pPr>
+        <w:spacing w:after="120"/>
+      </w:pPr>
+      <w:r>
+        <w:t>Цель: рассчитать энергию диссоциации связей C–C (C₂H₆ → 2 CH₃•) и C–H (CH₄ → CH₃• + H•) методами EMT и MACE.</w:t>
+      </w:r>
+    </w:p>
+    <w:p>
+      <w:pPr>
+        <w:pStyle w:val="Heading3"/>
+      </w:pPr>
+      <w:r>
+        <w:t>Результаты</w:t>
+      </w:r>
+    </w:p>
+    <w:tbl>
+      <w:tblPr>
+        <w:tblW w:type="auto" w:w="0"/>
+        <w:tblLook w:firstColumn="1" w:firstRow="1" w:lastColumn="0" w:lastRow="0" w:noHBand="0" w:noVBand="1" w:val="04A0"/>
+        <w:tblStyle w:val="TableGrid"/>
+      </w:tblPr>
+      <w:tblGrid>
+        <w:gridCol w:w="2351"/>
+        <w:gridCol w:w="2351"/>
+        <w:gridCol w:w="2351"/>
+        <w:gridCol w:w="2351"/>
+      </w:tblGrid>
+      <w:tr>
+        <w:trPr>
+          <w:cantSplit/>
+          <w:tblHeader/>
+          <w:tblHeader/>
+        </w:trPr>
+        <w:tc>
+          <w:tcPr>
+            <w:tcW w:type="dxa" w:w="2351"/>
+          </w:tcPr>
+          <w:p>
+            <w:pPr>
+              <w:keepNext/>
+            </w:pPr>
+            <w:r>
+              <w:rPr>
+                <w:b/>
+              </w:rPr>
+              <w:t>Параметр</w:t>
+            </w:r>
+          </w:p>
+        </w:tc>
+        <w:tc>
+          <w:tcPr>
+            <w:tcW w:type="dxa" w:w="2351"/>
+          </w:tcPr>
+          <w:p>
+            <w:pPr>
+              <w:keepNext/>
+            </w:pPr>
+            <w:r>
+              <w:rPr>
+                <w:b/>
+              </w:rPr>
+              <w:t>EMT</w:t>
+            </w:r>
+          </w:p>
+        </w:tc>
+        <w:tc>
+          <w:tcPr>
+            <w:tcW w:type="dxa" w:w="2351"/>
+          </w:tcPr>
+          <w:p>
+            <w:pPr>
+              <w:keepNext/>
+            </w:pPr>
+            <w:r>
+              <w:rPr>
+                <w:b/>
+              </w:rPr>
+              <w:t>MACE</w:t>
+            </w:r>
+          </w:p>
+        </w:tc>
+        <w:tc>
+          <w:tcPr>
+            <w:tcW w:type="dxa" w:w="2351"/>
+          </w:tcPr>
+          <w:p>
+            <w:pPr>
+              <w:keepNext/>
+            </w:pPr>
+            <w:r>
+              <w:rPr>
+                <w:b/>
+              </w:rPr>
+              <w:t>Эксперимент</w:t>
+            </w:r>
+          </w:p>
+        </w:tc>
+      </w:tr>
+      <w:tr>
+        <w:trPr>
+          <w:cantSplit/>
+        </w:trPr>
+        <w:tc>
+          <w:tcPr>
+            <w:tcW w:type="dxa" w:w="2351"/>
+          </w:tcPr>
+          <w:p>
+            <w:r>
+              <w:t>d(C–C), Å</w:t>
+            </w:r>
+          </w:p>
+        </w:tc>
+        <w:tc>
+          <w:tcPr>
+            <w:tcW w:type="dxa" w:w="2351"/>
+          </w:tcPr>
+          <w:p>
+            <w:r>
+              <w:t>1.0096</w:t>
+            </w:r>
+          </w:p>
+        </w:tc>
+        <w:tc>
+          <w:tcPr>
+            <w:tcW w:type="dxa" w:w="2351"/>
+          </w:tcPr>
+          <w:p>
+            <w:r>
+              <w:t>1.5218</w:t>
+            </w:r>
+          </w:p>
+        </w:tc>
+        <w:tc>
+          <w:tcPr>
+            <w:tcW w:type="dxa" w:w="2351"/>
+          </w:tcPr>
+          <w:p>
+            <w:r>
+              <w:t>1.5360</w:t>
+            </w:r>
+          </w:p>
+        </w:tc>
+      </w:tr>
+      <w:tr>
+        <w:trPr>
+          <w:cantSplit/>
+        </w:trPr>
+        <w:tc>
+          <w:tcPr>
+            <w:tcW w:type="dxa" w:w="2351"/>
+          </w:tcPr>
+          <w:p>
+            <w:r>
+              <w:t>E(C–C), эВ (кДж/моль)</w:t>
+            </w:r>
+          </w:p>
+        </w:tc>
+        <w:tc>
+          <w:tcPr>
+            <w:tcW w:type="dxa" w:w="2351"/>
+          </w:tcPr>
+          <w:p>
+            <w:r>
+              <w:t>2.159 (208.3)</w:t>
+            </w:r>
+          </w:p>
+        </w:tc>
+        <w:tc>
+          <w:tcPr>
+            <w:tcW w:type="dxa" w:w="2351"/>
+          </w:tcPr>
+          <w:p>
+            <w:r>
+              <w:t>3.734 (360.3)</w:t>
+            </w:r>
+          </w:p>
+        </w:tc>
+        <w:tc>
+          <w:tcPr>
+            <w:tcW w:type="dxa" w:w="2351"/>
+          </w:tcPr>
+          <w:p>
+            <w:r>
+              <w:t>3.81 (368.0)</w:t>
+            </w:r>
+          </w:p>
+        </w:tc>
+      </w:tr>
+      <w:tr>
+        <w:trPr>
+          <w:cantSplit/>
+        </w:trPr>
+        <w:tc>
+          <w:tcPr>
+            <w:tcW w:type="dxa" w:w="2351"/>
+          </w:tcPr>
+          <w:p>
+            <w:r>
+              <w:t>d(C–H), Å</w:t>
+            </w:r>
+          </w:p>
+        </w:tc>
+        <w:tc>
+          <w:tcPr>
+            <w:tcW w:type="dxa" w:w="2351"/>
+          </w:tcPr>
+          <w:p>
+            <w:r>
+              <w:t>1.1515</w:t>
+            </w:r>
+          </w:p>
+        </w:tc>
+        <w:tc>
+          <w:tcPr>
+            <w:tcW w:type="dxa" w:w="2351"/>
+          </w:tcPr>
+          <w:p>
+            <w:r>
+              <w:t>1.0931</w:t>
+            </w:r>
+          </w:p>
+        </w:tc>
+        <w:tc>
+          <w:tcPr>
+            <w:tcW w:type="dxa" w:w="2351"/>
+          </w:tcPr>
+          <w:p>
+            <w:r>
+              <w:t>1.0870</w:t>
+            </w:r>
+          </w:p>
+        </w:tc>
+      </w:tr>
+      <w:tr>
+        <w:trPr>
+          <w:cantSplit/>
+        </w:trPr>
+        <w:tc>
+          <w:tcPr>
+            <w:tcW w:type="dxa" w:w="2351"/>
+          </w:tcPr>
+          <w:p>
+            <w:r>
+              <w:t>E(C–H), эВ (кДж/моль)</w:t>
+            </w:r>
+          </w:p>
+        </w:tc>
+        <w:tc>
+          <w:tcPr>
+            <w:tcW w:type="dxa" w:w="2351"/>
+          </w:tcPr>
+          <w:p>
+            <w:r>
+              <w:t>3.254 (314.0)</w:t>
+            </w:r>
+          </w:p>
+        </w:tc>
+        <w:tc>
+          <w:tcPr>
+            <w:tcW w:type="dxa" w:w="2351"/>
+          </w:tcPr>
+          <w:p>
+            <w:r>
+              <w:t>4.316 (416.4)</w:t>
+            </w:r>
+          </w:p>
+        </w:tc>
+        <w:tc>
+          <w:tcPr>
+            <w:tcW w:type="dxa" w:w="2351"/>
+          </w:tcPr>
+          <w:p>
+            <w:r>
+              <w:t>4.55 (439.0)</w:t>
+            </w:r>
+          </w:p>
+        </w:tc>
+      </w:tr>
+    </w:tbl>
+    <w:p>
+      <w:pPr>
+        <w:spacing w:after="120"/>
+      </w:pPr>
+      <w:r>
+        <w:t>MACE даёт ошибку 0.9 % по длине и 2–5 % по энергии связей; EMT непригоден (ошибка длины C–C 34 %, энергии связей 28–43 %). По упражнению подготовлен отдельный отчёт Methane_CH_Bond_Report.docx.</w:t>
       </w:r>
     </w:p>
     <w:p>
@@ -177,13 +1917,102 @@
       </w:r>
     </w:p>
     <w:p>
+      <w:pPr>
+        <w:spacing w:after="120"/>
+      </w:pPr>
       <w:r>
-        <w:t>Геометрия молекулы воды успешно оптимизирована с помощью Quantum ESPRESSO, управляемого через ASE. Длина связи O–H и угол H–O–H согласуются с литературными данными DFT.</w:t>
+        <w:t>Цель: оптимизировать геометрию H₂O в Quantum ESPRESSO (PBE, ecutwfc = 46 Ry), управляя расчётом из ASE (BFGS).</w:t>
       </w:r>
     </w:p>
     <w:p>
+      <w:pPr>
+        <w:pStyle w:val="Heading3"/>
+      </w:pPr>
       <w:r>
-        <w:br w:type="page"/>
+        <w:t>Результаты</w:t>
+      </w:r>
+    </w:p>
+    <w:p>
+      <w:pPr>
+        <w:spacing w:after="120"/>
+      </w:pPr>
+      <w:r>
+        <w:t>5 шагов BFGS: E = −598.7899 → −598.7912 эВ, максимальная сила 0.246 → 0.008 эВ/Å. Итог: O–H = 0.9734 Å (эксп. 0.9578 Å), угол H–O–H = 104.51° (эксп. ~104.45°). Завышение длины связи типично для PBE.</w:t>
+      </w:r>
+    </w:p>
+    <w:p>
+      <w:pPr>
+        <w:pStyle w:val="Heading2"/>
+      </w:pPr>
+      <w:r>
+        <w:t>Упражнение I.8 – Геометрия UO₂I₂(OH₂)₂ (MACE и NWChem)</w:t>
+      </w:r>
+    </w:p>
+    <w:p>
+      <w:pPr>
+        <w:spacing w:after="120"/>
+      </w:pPr>
+      <w:r>
+        <w:t>Цель: оптимизировать геометрию U-содержащего комплекса — дийододиоксоурана(VI) дигидрата UO₂I₂(OH₂)₂, 11 атомов (структура из Crawford et al., Inorg. Chem. 2003) — машинным потенциалом MACE и DFT-методом NWChem.</w:t>
+      </w:r>
+    </w:p>
+    <w:p>
+      <w:pPr>
+        <w:pStyle w:val="Heading3"/>
+      </w:pPr>
+      <w:r>
+        <w:t>Результаты</w:t>
+      </w:r>
+    </w:p>
+    <w:p>
+      <w:pPr>
+        <w:spacing w:after="120"/>
+      </w:pPr>
+      <w:r>
+        <w:t>MACE (mace-osaka26-small, атом U фиксирован): 15 шагов BFGS, 1 с счёта; E = −60.8849 → −61.5744 эВ (ΔE = −0.689 эВ), fmax 1.241 → 0.011 эВ/Å. U=O: 1.7730 → 1.7895 Å (совпадает со статьёй в пределах 0.1 Å); U–I: 2.8656 Å (отклонение от статьи −0.16 Å).</w:t>
+      </w:r>
+    </w:p>
+    <w:p>
+      <w:pPr>
+        <w:spacing w:after="120"/>
+      </w:pPr>
+      <w:r>
+        <w:t>NWChem (B3LYP, Stuttgart RLC ECP): оптимизация сошлась за 5 шагов, E = −376.1745 → −376.2305 a.u. Итоговые длины связей: U=O 1.7666 Å, U–I 3.0653 Å, U–O(вода) 2.4317 Å. Отмечено, что корректное описание U–I требует учёта спин-орбитального взаимодействия.</w:t>
+      </w:r>
+    </w:p>
+    <w:p>
+      <w:pPr>
+        <w:pStyle w:val="Heading2"/>
+      </w:pPr>
+      <w:r>
+        <w:t>Дополнительные задания</w:t>
+      </w:r>
+    </w:p>
+    <w:p>
+      <w:pPr>
+        <w:pStyle w:val="ListBullet"/>
+        <w:spacing w:after="120"/>
+      </w:pPr>
+      <w:r>
+        <w:t>Ионизационный потенциал Hg: PM7 — 10.518 эВ (эксп. 10.437 эВ, ошибка 0.08 %); CCSD(T)/def2-QZVP (NWChem) — 10.325 эВ; PySCF CCSD(T)/def2-TZVP — 10.125 эВ; xTB GFN2 непригоден (17.66 эВ).</w:t>
+      </w:r>
+    </w:p>
+    <w:p>
+      <w:pPr>
+        <w:pStyle w:val="ListBullet"/>
+        <w:spacing w:after="120"/>
+      </w:pPr>
+      <w:r>
+        <w:t>VSEPR: BeCl₂, BF₃, PCl₅, SF₆, XeO₄, Fe(CO)₅ методами MOPAC PM7 и NWChem B3LYP; например, d(B–F) в BF₃: PM7 1.305 Å против экспериментальных 1.307 Å.</w:t>
+      </w:r>
+    </w:p>
+    <w:p>
+      <w:pPr>
+        <w:pStyle w:val="ListBullet"/>
+        <w:spacing w:after="120"/>
+      </w:pPr>
+      <w:r>
+        <w:t>GROMACS 2026.3: крамбин 1CRN (46 остатков, 642 атома), CHARMM27/TIP3P: минимизация энергии до −2582 кДж/моль; NVT-эквилибровка: RMSD 0.139 нм, радиус гирации 0.953 нм, T = 298.1 ± 11.2 K.</w:t>
       </w:r>
     </w:p>
     <w:p>
@@ -219,9 +2048,9 @@
       <w:r>
         <w:t>Прямой QE: E = −16.73650 Ry (−227.712 эВ)</w:t>
         <w:br/>
-        <w:t>ASE-QE: E = −16.73679 Ry (−227.712 эВ)</w:t>
+        <w:t>ASE-QE: E = −16.73679 Ry (−227.716 эВ)</w:t>
         <w:br/>
-        <w:t>Оба метода дают идентичные результаты, подтверждая корректность ASE-калькулятора.</w:t>
+        <w:t>Результаты совпадают в пределах 0.004 эВ (0.002 %), подтверждая корректность ASE-калькулятора.</w:t>
       </w:r>
     </w:p>
     <w:p>
@@ -271,11 +2100,17 @@
         <w:gridCol w:w="3135"/>
       </w:tblGrid>
       <w:tr>
+        <w:trPr>
+          <w:tblHeader/>
+        </w:trPr>
         <w:tc>
           <w:tcPr>
             <w:tcW w:type="dxa" w:w="3135"/>
           </w:tcPr>
           <w:p>
+            <w:pPr>
+              <w:keepNext/>
+            </w:pPr>
             <w:r>
               <w:rPr>
                 <w:b/>
@@ -289,6 +2124,9 @@
             <w:tcW w:type="dxa" w:w="3135"/>
           </w:tcPr>
           <w:p>
+            <w:pPr>
+              <w:keepNext/>
+            </w:pPr>
             <w:r>
               <w:rPr>
                 <w:b/>
@@ -302,6 +2140,9 @@
             <w:tcW w:type="dxa" w:w="3135"/>
           </w:tcPr>
           <w:p>
+            <w:pPr>
+              <w:keepNext/>
+            </w:pPr>
             <w:r>
               <w:rPr>
                 <w:b/>
@@ -447,11 +2288,17 @@
         <w:gridCol w:w="2351"/>
       </w:tblGrid>
       <w:tr>
+        <w:trPr>
+          <w:tblHeader/>
+        </w:trPr>
         <w:tc>
           <w:tcPr>
             <w:tcW w:type="dxa" w:w="2351"/>
           </w:tcPr>
           <w:p>
+            <w:pPr>
+              <w:keepNext/>
+            </w:pPr>
             <w:r>
               <w:rPr>
                 <w:b/>
@@ -465,6 +2312,9 @@
             <w:tcW w:type="dxa" w:w="2351"/>
           </w:tcPr>
           <w:p>
+            <w:pPr>
+              <w:keepNext/>
+            </w:pPr>
             <w:r>
               <w:rPr>
                 <w:b/>
@@ -478,6 +2328,9 @@
             <w:tcW w:type="dxa" w:w="2351"/>
           </w:tcPr>
           <w:p>
+            <w:pPr>
+              <w:keepNext/>
+            </w:pPr>
             <w:r>
               <w:rPr>
                 <w:b/>
@@ -491,6 +2344,9 @@
             <w:tcW w:type="dxa" w:w="2351"/>
           </w:tcPr>
           <w:p>
+            <w:pPr>
+              <w:keepNext/>
+            </w:pPr>
             <w:r>
               <w:rPr>
                 <w:b/>
@@ -605,7 +2461,7 @@
           <w:i/>
           <w:sz w:val="20"/>
         </w:rPr>
-        <w:t>Рис. 1. Плотность состояний кремния (Total DOS). Уровень Ферми совмещён с нулём энергии. Чётко видна запрещённая зона.</w:t>
+        <w:t>Рис. 3. Плотность состояний кремния (Total DOS). Уровень Ферми совмещён с нулём энергии. Чётко видна запрещённая зона.</w:t>
       </w:r>
     </w:p>
     <w:p>
@@ -656,7 +2512,7 @@
           <w:i/>
           <w:sz w:val="20"/>
         </w:rPr>
-        <w:t>Рис. 2. Проекционная плотность состояний кремния (PDOS). Красная — s-орбитали, синяя — p-орбитали. Смешение вблизи валентной зоны демонстрирует sp³-гибридизацию.</w:t>
+        <w:t>Рис. 4. Проекционная плотность состояний кремния (PDOS). Красная — s-орбитали, синяя — p-орбитали. Смешение вблизи валентной зоны демонстрирует sp³-гибридизацию.</w:t>
       </w:r>
     </w:p>
     <w:p>
@@ -744,7 +2600,7 @@
           <w:i/>
           <w:sz w:val="20"/>
         </w:rPr>
-        <w:t>Рис. 3. Плотность состояний алюминия. Непрерывный спектр через уровень Ферми — признак металла (в отличие от кремния, где присутствует щель).</w:t>
+        <w:t>Рис. 5. Плотность состояний алюминия. Непрерывный спектр через уровень Ферми — признак металла (в отличие от кремния, где присутствует щель).</w:t>
       </w:r>
     </w:p>
     <w:p>
@@ -761,7 +2617,7 @@
         <w:br/>
         <w:t>1. Тест сходимости (ecutwfc 20–70 Ry, k-сетки 4×4×4 — 14×14×14) с экспериментальным a = 4.049 Å.</w:t>
         <w:br/>
-        <w:t>2. BFGS-релаксация → a/√2 = 2.019 Å (сжатие относительно комнатной температуры, соответствует расчёту при 0 К).</w:t>
+        <w:t>2. BFGS-релаксация → a = 4.038 Å (компоненты примитивных векторов a/2 = 2.019 Å) (сжатие относительно комнатной температуры, соответствует расчёту при 0 К).</w:t>
         <w:br/>
         <w:t>3. SCF + NSCF (24×24×24) + DOS на расслабленной структуре.</w:t>
         <w:br/>
@@ -877,7 +2733,7 @@
           <w:i/>
           <w:sz w:val="20"/>
         </w:rPr>
-        <w:t>Рис. 4. Проекционная DOS графена: pz (синяя), px (красная), py (зелёная). Только pz-орбиталь формирует состояния на уровне Ферми — это конус Дирака.</w:t>
+        <w:t>Рис. 6. Проекционная DOS графена: pz (синяя), px (красная), py (зелёная). Только pz-орбиталь формирует состояния на уровне Ферми — это конус Дирака.</w:t>
       </w:r>
     </w:p>
     <w:p>
@@ -928,7 +2784,7 @@
           <w:i/>
           <w:sz w:val="20"/>
         </w:rPr>
-        <w:t>Рис. 5. Суммарная p-орбиталь графена. На уровне Ферми спектр сходится в точку — полуметаллическое поведение.</w:t>
+        <w:t>Рис. 7. Суммарная p-орбиталь графена. На уровне Ферми спектр сходится в точку — полуметаллическое поведение.</w:t>
       </w:r>
     </w:p>
     <w:p>
@@ -964,11 +2820,17 @@
         <w:gridCol w:w="4703"/>
       </w:tblGrid>
       <w:tr>
+        <w:trPr>
+          <w:tblHeader/>
+        </w:trPr>
         <w:tc>
           <w:tcPr>
             <w:tcW w:type="dxa" w:w="4703"/>
           </w:tcPr>
           <w:p>
+            <w:pPr>
+              <w:keepNext/>
+            </w:pPr>
             <w:r>
               <w:rPr>
                 <w:b/>
@@ -982,6 +2844,9 @@
             <w:tcW w:type="dxa" w:w="4703"/>
           </w:tcPr>
           <w:p>
+            <w:pPr>
+              <w:keepNext/>
+            </w:pPr>
             <w:r>
               <w:rPr>
                 <w:b/>
@@ -1120,7 +2985,7 @@
           <w:i/>
           <w:sz w:val="20"/>
         </w:rPr>
-        <w:t>Рис. 6. Профиль электростатического потенциала вдоль оси z. Красная — планарное усреднение, синяя — макроскопическое усреднение. Зелёная пунктирная — уровень Ферми.</w:t>
+        <w:t>Рис. 8. Профиль электростатического потенциала вдоль оси z. Красная — планарное усреднение, синяя — макроскопическое усреднение. Зелёная пунктирная — уровень Ферми.</w:t>
       </w:r>
     </w:p>
     <w:p>
@@ -1156,11 +3021,17 @@
         <w:gridCol w:w="4703"/>
       </w:tblGrid>
       <w:tr>
+        <w:trPr>
+          <w:tblHeader/>
+        </w:trPr>
         <w:tc>
           <w:tcPr>
             <w:tcW w:type="dxa" w:w="4703"/>
           </w:tcPr>
           <w:p>
+            <w:pPr>
+              <w:keepNext/>
+            </w:pPr>
             <w:r>
               <w:rPr>
                 <w:b/>
@@ -1174,6 +3045,9 @@
             <w:tcW w:type="dxa" w:w="4703"/>
           </w:tcPr>
           <w:p>
+            <w:pPr>
+              <w:keepNext/>
+            </w:pPr>
             <w:r>
               <w:rPr>
                 <w:b/>
@@ -1318,11 +3192,17 @@
         <w:gridCol w:w="2351"/>
       </w:tblGrid>
       <w:tr>
+        <w:trPr>
+          <w:tblHeader/>
+        </w:trPr>
         <w:tc>
           <w:tcPr>
             <w:tcW w:type="dxa" w:w="2351"/>
           </w:tcPr>
           <w:p>
+            <w:pPr>
+              <w:keepNext/>
+            </w:pPr>
             <w:r>
               <w:rPr>
                 <w:b/>
@@ -1336,6 +3216,9 @@
             <w:tcW w:type="dxa" w:w="2351"/>
           </w:tcPr>
           <w:p>
+            <w:pPr>
+              <w:keepNext/>
+            </w:pPr>
             <w:r>
               <w:rPr>
                 <w:b/>
@@ -1349,6 +3232,9 @@
             <w:tcW w:type="dxa" w:w="2351"/>
           </w:tcPr>
           <w:p>
+            <w:pPr>
+              <w:keepNext/>
+            </w:pPr>
             <w:r>
               <w:rPr>
                 <w:b/>
@@ -1362,6 +3248,9 @@
             <w:tcW w:type="dxa" w:w="2351"/>
           </w:tcPr>
           <w:p>
+            <w:pPr>
+              <w:keepNext/>
+            </w:pPr>
             <w:r>
               <w:rPr>
                 <w:b/>

--- a/materials-modeling/Report_Materials_Modeling_RU.docx
+++ b/materials-modeling/Report_Materials_Modeling_RU.docx
@@ -124,9 +124,9 @@
     </w:p>
     <w:tbl>
       <w:tblPr>
+        <w:tblStyle w:val="TableGrid"/>
         <w:tblW w:type="auto" w:w="0"/>
         <w:tblLook w:firstColumn="1" w:firstRow="1" w:lastColumn="0" w:lastRow="0" w:noHBand="0" w:noVBand="1" w:val="04A0"/>
-        <w:tblStyle w:val="TableGrid"/>
       </w:tblPr>
       <w:tblGrid>
         <w:gridCol w:w="4703"/>
@@ -438,9 +438,9 @@
     </w:p>
     <w:tbl>
       <w:tblPr>
+        <w:tblStyle w:val="TableGrid"/>
         <w:tblW w:type="auto" w:w="0"/>
         <w:tblLook w:firstColumn="1" w:firstRow="1" w:lastColumn="0" w:lastRow="0" w:noHBand="0" w:noVBand="1" w:val="04A0"/>
-        <w:tblStyle w:val="TableGrid"/>
       </w:tblPr>
       <w:tblGrid>
         <w:gridCol w:w="1344"/>
@@ -723,9 +723,9 @@
     </w:p>
     <w:tbl>
       <w:tblPr>
+        <w:tblStyle w:val="TableGrid"/>
         <w:tblW w:type="auto" w:w="0"/>
         <w:tblLook w:firstColumn="1" w:firstRow="1" w:lastColumn="0" w:lastRow="0" w:noHBand="0" w:noVBand="1" w:val="04A0"/>
-        <w:tblStyle w:val="TableGrid"/>
       </w:tblPr>
       <w:tblGrid>
         <w:gridCol w:w="1881"/>
@@ -1175,9 +1175,9 @@
     </w:p>
     <w:tbl>
       <w:tblPr>
+        <w:tblStyle w:val="TableGrid"/>
         <w:tblW w:type="auto" w:w="0"/>
         <w:tblLook w:firstColumn="1" w:firstRow="1" w:lastColumn="0" w:lastRow="0" w:noHBand="0" w:noVBand="1" w:val="04A0"/>
-        <w:tblStyle w:val="TableGrid"/>
       </w:tblPr>
       <w:tblGrid>
         <w:gridCol w:w="1881"/>
@@ -1638,9 +1638,9 @@
     </w:p>
     <w:tbl>
       <w:tblPr>
+        <w:tblStyle w:val="TableGrid"/>
         <w:tblW w:type="auto" w:w="0"/>
         <w:tblLook w:firstColumn="1" w:firstRow="1" w:lastColumn="0" w:lastRow="0" w:noHBand="0" w:noVBand="1" w:val="04A0"/>
-        <w:tblStyle w:val="TableGrid"/>
       </w:tblPr>
       <w:tblGrid>
         <w:gridCol w:w="2351"/>
